--- a/docs/лаб1.docx
+++ b/docs/лаб1.docx
@@ -111,7 +111,7 @@
           <w:bCs/>
           <w:szCs w:val="28"/>
         </w:rPr>
-        <w:t>перспективной инженерии</w:t>
+        <w:t>Информационных технологий и кибербезопасности</w:t>
       </w:r>
     </w:p>
     <w:p>
@@ -797,7 +797,16 @@
                 <w:szCs w:val="28"/>
                 <w:u w:val="single"/>
               </w:rPr>
-              <w:t>, Института Перспективной Инженерии</w:t>
+              <w:t xml:space="preserve">, </w:t>
+            </w:r>
+            <w:r>
+              <w:rPr>
+                <w:bCs/>
+                <w:sz w:val="24"/>
+                <w:szCs w:val="24"/>
+                <w:u w:val="single"/>
+              </w:rPr>
+              <w:t>Информационных технологий и кибербезопасности</w:t>
             </w:r>
           </w:p>
           <w:p>
